--- a/word_reports/LP_0034_위치_140_Various Artists_Folksongs.docx
+++ b/word_reports/LP_0034_위치_140_Various Artists_Folksongs.docx
@@ -4,7 +4,7 @@
   <w:body>
     <w:p>
       <w:pPr>
-        <w:spacing w:after="280"/>
+        <w:spacing w:after="80"/>
       </w:pPr>
       <w:r>
         <w:rPr w:rFonts="맑은 고딕">
@@ -13,94 +13,47 @@
           <w:color w:val="1E3A8A"/>
           <w:sz w:val="30"/>
         </w:rPr>
-        <w:t>[140] Various Artists - Folksongs of the World Best 20</w:t>
+        <w:t>Various Artists - Folksongs of the World Best 20</w:t>
       </w:r>
     </w:p>
     <w:p>
       <w:pPr>
-        <w:spacing w:after="320"/>
+        <w:spacing w:after="240"/>
       </w:pPr>
       <w:r>
         <w:rPr w:rFonts="맑은 고딕">
           <w:rFonts w:ascii="맑은 고딕" w:hAnsi="맑은 고딕" w:eastAsia="맑은 고딕"/>
           <w:b/>
-          <w:sz w:val="20"/>
+          <w:color w:val="4B5563"/>
+          <w:sz w:val="22"/>
         </w:rPr>
-        <w:t>■ 위치 : 140</w:t>
-        <w:br/>
-      </w:r>
-      <w:r>
-        <w:rPr w:rFonts="맑은 고딕">
-          <w:rFonts w:ascii="맑은 고딕" w:hAnsi="맑은 고딕" w:eastAsia="맑은 고딕"/>
-          <w:b/>
-          <w:sz w:val="20"/>
-        </w:rPr>
-        <w:t>■ 아티스트 : Various Artists</w:t>
-        <w:br/>
-      </w:r>
-      <w:r>
-        <w:rPr w:rFonts="맑은 고딕">
-          <w:rFonts w:ascii="맑은 고딕" w:hAnsi="맑은 고딕" w:eastAsia="맑은 고딕"/>
-          <w:b/>
-          <w:sz w:val="20"/>
-        </w:rPr>
-        <w:t>■ 앨범명 : Folksongs of the World Best 20</w:t>
-        <w:br/>
-      </w:r>
-      <w:r>
-        <w:rPr w:rFonts="맑은 고딕">
-          <w:rFonts w:ascii="맑은 고딕" w:hAnsi="맑은 고딕" w:eastAsia="맑은 고딕"/>
-          <w:b w:val="0"/>
-          <w:sz w:val="20"/>
-        </w:rPr>
-        <w:t>■ 음반 레이블 : Victor (JVC) / RCA</w:t>
-        <w:br/>
-      </w:r>
-      <w:r>
-        <w:rPr w:rFonts="맑은 고딕">
-          <w:rFonts w:ascii="맑은 고딕" w:hAnsi="맑은 고딕" w:eastAsia="맑은 고딕"/>
-          <w:b w:val="0"/>
-          <w:sz w:val="20"/>
-        </w:rPr>
-        <w:t>■ 발매년도 : 1976</w:t>
-        <w:br/>
-      </w:r>
-      <w:r>
-        <w:rPr w:rFonts="맑은 고딕">
-          <w:rFonts w:ascii="맑은 고딕" w:hAnsi="맑은 고딕" w:eastAsia="맑은 고딕"/>
-          <w:b w:val="0"/>
-          <w:sz w:val="20"/>
-        </w:rPr>
-        <w:t>■ 장르 : 월드 뮤직 / 포크 (World Music / Folk)</w:t>
-        <w:br/>
-      </w:r>
-      <w:r>
-        <w:rPr w:rFonts="맑은 고딕">
-          <w:rFonts w:ascii="맑은 고딕" w:hAnsi="맑은 고딕" w:eastAsia="맑은 고딕"/>
-          <w:b w:val="0"/>
-          <w:sz w:val="20"/>
-        </w:rPr>
-        <w:t>■ 주요 수록곡 : 1. Greensleeves (영국 민요)</w:t>
-        <w:br/>
+        <w:t>위치 :  140</w:t>
       </w:r>
     </w:p>
     <w:p>
       <w:pPr>
-        <w:spacing w:after="160"/>
+        <w:spacing w:line="324" w:lineRule="auto" w:before="80" w:after="160"/>
       </w:pPr>
       <w:r>
         <w:rPr w:rFonts="맑은 고딕">
           <w:rFonts w:ascii="맑은 고딕" w:hAnsi="맑은 고딕" w:eastAsia="맑은 고딕"/>
           <w:b/>
           <w:color w:val="1F2937"/>
-          <w:sz w:val="24"/>
+          <w:sz w:val="22"/>
         </w:rPr>
-        <w:t>■ 음반 해설 및 감상 가이드</w:t>
+        <w:t xml:space="preserve">[음반 소개] </w:t>
+      </w:r>
+      <w:r>
+        <w:rPr w:rFonts="맑은 고딕">
+          <w:rFonts w:ascii="맑은 고딕" w:hAnsi="맑은 고딕" w:eastAsia="맑은 고딕"/>
+          <w:b w:val="0"/>
+          <w:sz w:val="21"/>
+        </w:rPr>
       </w:r>
     </w:p>
     <w:p>
       <w:pPr>
-        <w:spacing w:line="312" w:lineRule="auto" w:after="120"/>
+        <w:spacing w:line="324" w:lineRule="auto" w:after="120"/>
       </w:pPr>
       <w:r>
         <w:rPr w:rFonts="맑은 고딕">
@@ -108,51 +61,516 @@
           <w:b w:val="0"/>
           <w:sz w:val="21"/>
         </w:rPr>
-        <w:t>컴필레이션 앨범 《Folksongs of the World Best 20》은 시공간을 초월하여 전 세계인에게 스며든 가장 아름다운 전통 민요 20곡을 엄선하여 담아낸 명품 옴니버스 음반입니다. 국경과 언어의 장벽을 넘어 인간의 보편적인 감성과 삶의 애환을 노래하는 이 음반은 아날로그 LP 음반이 선사할 수 있는 가치와 고전적 온기를 극대화하여 보여줍니다. 각국을 대표하는 수작(秀作) 선율들이 한 장의 LP 판 안에 유기적으로 배치되어 있어, 음악을 통한 깊이 있는 세계 여행의 경험을 선사합니다.</w:t>
+        <w:t>인류가 지나온 삶의 궤적과 애환, 그리고 흙내음 머금은 순수한 서정을 한 장의 바이닐에 오롯이 담아낸 이 음반은 국경과 시대를 초월하여 영혼을 울리는 세계 민요의 찬연한 정수를 선사합니다. 화려한 전자음의 수식 없이 오직 인간의 가장 원초적인 목소리와 소박한 어쿠스틱 악기들의 어울림으로 빚어낸 선율들은, 듣는 이로 하여금 잊고 지내던 시원(始原)의 고향을 마주하게 합니다. 각 대륙의 숨결이 깃든 스무 편의 노래는 단순한 민속음악의 나열을 넘어, 세대와 공간을 잇는 보편적인 인간애와 낭만을 품격 높은 음악적 언어로 증명해 냅니다. 고단한 일상을 벗어나 아날로그 소리의 숲에서 깊은 사색과 따스한 위안을 갈망하는 애호가들에게 영원히 퇴색하지 않을 감동의 여정을 열어주는 명반입니다.</w:t>
       </w:r>
     </w:p>
     <w:p>
       <w:pPr>
-        <w:spacing w:line="312" w:lineRule="auto" w:after="120"/>
+        <w:spacing w:line="324" w:lineRule="auto" w:before="200" w:after="80"/>
       </w:pPr>
+      <w:r>
+        <w:rPr w:rFonts="맑은 고딕">
+          <w:rFonts w:ascii="맑은 고딕" w:hAnsi="맑은 고딕" w:eastAsia="맑은 고딕"/>
+          <w:b/>
+          <w:color w:val="1E3A8A"/>
+          <w:sz w:val="24"/>
+        </w:rPr>
+        <w:t>1. 음반 데이터</w:t>
+      </w:r>
+    </w:p>
+    <w:p>
+      <w:pPr>
+        <w:spacing w:line="324" w:lineRule="auto" w:after="80"/>
+      </w:pPr>
+      <w:r>
+        <w:rPr w:rFonts="맑은 고딕">
+          <w:rFonts w:ascii="맑은 고딕" w:hAnsi="맑은 고딕" w:eastAsia="맑은 고딕"/>
+          <w:b w:val="0"/>
+          <w:color w:val="6B7280"/>
+          <w:sz w:val="21"/>
+        </w:rPr>
+        <w:t xml:space="preserve">· </w:t>
+      </w:r>
+      <w:r>
+        <w:rPr w:rFonts="맑은 고딕">
+          <w:rFonts w:ascii="맑은 고딕" w:hAnsi="맑은 고딕" w:eastAsia="맑은 고딕"/>
+          <w:b/>
+          <w:color w:val="1F2937"/>
+          <w:sz w:val="21"/>
+        </w:rPr>
+        <w:t xml:space="preserve">앨범명: </w:t>
+      </w:r>
       <w:r>
         <w:rPr w:rFonts="맑은 고딕">
           <w:rFonts w:ascii="맑은 고딕" w:hAnsi="맑은 고딕" w:eastAsia="맑은 고딕"/>
           <w:b w:val="0"/>
           <w:sz w:val="21"/>
         </w:rPr>
-        <w:t>이 음반에 녹음된 연주와 가창은 각 민요가 가진 고유의 향토성을 훼손하지 않으면서도 현대적인 클래시컬 어쿠스틱 편곡을 더해 한층 격조 높게 승화되었습니다. 정교하게 다듬어진 현악 앙상블과 목관 악기의 따뜻한 음색, 그리고 절제된 보컬의 조화는 단순한 민요 모음집을 넘어선 고전 예술곡으로서의 미학을 느끼게 합니다. 특히 과장되지 않은 섬세한 어쿠스틱 악기들의 텍스처는 각 노래에 담긴 역사적 낭만과 서정성을 온전히 전달합니다.</w:t>
+        <w:t>Folksongs of the World Best 20</w:t>
       </w:r>
     </w:p>
     <w:p>
       <w:pPr>
-        <w:spacing w:line="312" w:lineRule="auto" w:after="120"/>
+        <w:spacing w:line="324" w:lineRule="auto" w:after="80"/>
       </w:pPr>
+      <w:r>
+        <w:rPr w:rFonts="맑은 고딕">
+          <w:rFonts w:ascii="맑은 고딕" w:hAnsi="맑은 고딕" w:eastAsia="맑은 고딕"/>
+          <w:b w:val="0"/>
+          <w:color w:val="6B7280"/>
+          <w:sz w:val="21"/>
+        </w:rPr>
+        <w:t xml:space="preserve">· </w:t>
+      </w:r>
+      <w:r>
+        <w:rPr w:rFonts="맑은 고딕">
+          <w:rFonts w:ascii="맑은 고딕" w:hAnsi="맑은 고딕" w:eastAsia="맑은 고딕"/>
+          <w:b/>
+          <w:color w:val="1F2937"/>
+          <w:sz w:val="21"/>
+        </w:rPr>
+        <w:t xml:space="preserve">아티스트: </w:t>
+      </w:r>
       <w:r>
         <w:rPr w:rFonts="맑은 고딕">
           <w:rFonts w:ascii="맑은 고딕" w:hAnsi="맑은 고딕" w:eastAsia="맑은 고딕"/>
           <w:b w:val="0"/>
           <w:sz w:val="21"/>
         </w:rPr>
-        <w:t>수록곡 중 영국의 전통 고음악에 뿌리를 둔 'Greensleeves'와 'Scarborough Fair'는 맑고 단아한 멜로디 라인으로 고풍스러운 단아함을 자랑하며, 아일랜드의 한이 서린 'Danny Boy'는 묵직한 감동과 아련한 그리움을 불러일으킵니다. 또한 지중해의 햇살을 담은 이탈리아의 'Santa Lucia'나 라틴의 열정과 애수가 공존하는 'La Paloma' 등은 각 대륙과 기후가 만들어낸 독특한 음악적 색채를 선명하게 대조시키며 감상의 즐거움을 배가시킵니다.</w:t>
+        <w:t>Various Artists</w:t>
       </w:r>
     </w:p>
     <w:p>
       <w:pPr>
-        <w:spacing w:line="312" w:lineRule="auto" w:after="120"/>
+        <w:spacing w:line="324" w:lineRule="auto" w:after="80"/>
       </w:pPr>
+      <w:r>
+        <w:rPr w:rFonts="맑은 고딕">
+          <w:rFonts w:ascii="맑은 고딕" w:hAnsi="맑은 고딕" w:eastAsia="맑은 고딕"/>
+          <w:b w:val="0"/>
+          <w:color w:val="6B7280"/>
+          <w:sz w:val="21"/>
+        </w:rPr>
+        <w:t xml:space="preserve">· </w:t>
+      </w:r>
+      <w:r>
+        <w:rPr w:rFonts="맑은 고딕">
+          <w:rFonts w:ascii="맑은 고딕" w:hAnsi="맑은 고딕" w:eastAsia="맑은 고딕"/>
+          <w:b/>
+          <w:color w:val="1F2937"/>
+          <w:sz w:val="21"/>
+        </w:rPr>
+        <w:t xml:space="preserve">발매 정보: </w:t>
+      </w:r>
       <w:r>
         <w:rPr w:rFonts="맑은 고딕">
           <w:rFonts w:ascii="맑은 고딕" w:hAnsi="맑은 고딕" w:eastAsia="맑은 고딕"/>
           <w:b w:val="0"/>
           <w:sz w:val="21"/>
         </w:rPr>
-        <w:t>LP 매체 특유의 따뜻하고 풍부한 중저음역대는 본 앨범의 어쿠스틱 사운드와 완벽한 조화를 이룹니다. 바늘이 턴테이블의 그루브를 지나며 만들어내는 미세한 질감은 복잡한 현대 사회를 살아가는 리스너들에게 깊은 정서적 안식과 치유의 시간을 제공합니다. 《Folksongs of the World Best 20》은 단순한 음악 감상을 넘어, 시대를 관통하는 인류의 문화적 유산과 순수한 예술적 감흥을 집대성한 소장 가치가 뛰어난 음반입니다.</w:t>
+        <w:t>20세기 포크 리바이벌과 월드 뮤직에 대한 음악적 탐구가 정점에 달했던 시기에 기획된 음반으로, 세계 각국의 독창적이면서도 대표적인 민요 유산을 엄선하여 고음질 아날로그 마스터링을 거쳐 정중히 편찬한 역사적 기획반입니다.</w:t>
+      </w:r>
+    </w:p>
+    <w:p>
+      <w:pPr>
+        <w:spacing w:line="324" w:lineRule="auto" w:after="80"/>
+      </w:pPr>
+      <w:r>
+        <w:rPr w:rFonts="맑은 고딕">
+          <w:rFonts w:ascii="맑은 고딕" w:hAnsi="맑은 고딕" w:eastAsia="맑은 고딕"/>
+          <w:b w:val="0"/>
+          <w:color w:val="6B7280"/>
+          <w:sz w:val="21"/>
+        </w:rPr>
+        <w:t xml:space="preserve">· </w:t>
+      </w:r>
+      <w:r>
+        <w:rPr w:rFonts="맑은 고딕">
+          <w:rFonts w:ascii="맑은 고딕" w:hAnsi="맑은 고딕" w:eastAsia="맑은 고딕"/>
+          <w:b/>
+          <w:color w:val="1F2937"/>
+          <w:sz w:val="21"/>
+        </w:rPr>
+        <w:t xml:space="preserve">LP 인기도(판매량): </w:t>
+      </w:r>
+      <w:r>
+        <w:rPr w:rFonts="맑은 고딕">
+          <w:rFonts w:ascii="맑은 고딕" w:hAnsi="맑은 고딕" w:eastAsia="맑은 고딕"/>
+          <w:b w:val="0"/>
+          <w:sz w:val="21"/>
+        </w:rPr>
+        <w:t>발매 직후 차트의 상업적 경쟁을 넘어 지적인 음악 애호가들과 오디오파일들 사이에서 폭넓은 입소문을 타며 스테디셀러로 군림하였으며, 음악 감상실과 문화 공간의 필수 레퍼토리로서 꾸준한 판매고와 애청을 기록했습니다.</w:t>
+      </w:r>
+    </w:p>
+    <w:p>
+      <w:pPr>
+        <w:spacing w:line="324" w:lineRule="auto" w:after="80"/>
+      </w:pPr>
+      <w:r>
+        <w:rPr w:rFonts="맑은 고딕">
+          <w:rFonts w:ascii="맑은 고딕" w:hAnsi="맑은 고딕" w:eastAsia="맑은 고딕"/>
+          <w:b w:val="0"/>
+          <w:color w:val="6B7280"/>
+          <w:sz w:val="21"/>
+        </w:rPr>
+        <w:t xml:space="preserve">· </w:t>
+      </w:r>
+      <w:r>
+        <w:rPr w:rFonts="맑은 고딕">
+          <w:rFonts w:ascii="맑은 고딕" w:hAnsi="맑은 고딕" w:eastAsia="맑은 고딕"/>
+          <w:b/>
+          <w:color w:val="1F2937"/>
+          <w:sz w:val="21"/>
+        </w:rPr>
+        <w:t xml:space="preserve">각종 수상경력: </w:t>
+      </w:r>
+      <w:r>
+        <w:rPr w:rFonts="맑은 고딕">
+          <w:rFonts w:ascii="맑은 고딕" w:hAnsi="맑은 고딕" w:eastAsia="맑은 고딕"/>
+          <w:b w:val="0"/>
+          <w:sz w:val="21"/>
+        </w:rPr>
+        <w:t>대중음악상의 화려한 트로피 대신, 유네스코 문화유산에 필적하는 민속음악사적 가치를 대중화했다는 문화예술계 평론가들의 전폭적인 찬사와 세계 유수 민속음악 아카이브의 추천 음반으로 공인받았습니다.</w:t>
+      </w:r>
+    </w:p>
+    <w:p>
+      <w:pPr>
+        <w:spacing w:line="324" w:lineRule="auto" w:before="200" w:after="80"/>
+      </w:pPr>
+      <w:r>
+        <w:rPr w:rFonts="맑은 고딕">
+          <w:rFonts w:ascii="맑은 고딕" w:hAnsi="맑은 고딕" w:eastAsia="맑은 고딕"/>
+          <w:b/>
+          <w:color w:val="1E3A8A"/>
+          <w:sz w:val="24"/>
+        </w:rPr>
+        <w:t>2. 아티스트 정보</w:t>
+      </w:r>
+    </w:p>
+    <w:p>
+      <w:pPr>
+        <w:spacing w:line="324" w:lineRule="auto" w:after="80"/>
+      </w:pPr>
+      <w:r>
+        <w:rPr w:rFonts="맑은 고딕">
+          <w:rFonts w:ascii="맑은 고딕" w:hAnsi="맑은 고딕" w:eastAsia="맑은 고딕"/>
+          <w:b w:val="0"/>
+          <w:color w:val="6B7280"/>
+          <w:sz w:val="21"/>
+        </w:rPr>
+        <w:t xml:space="preserve">· </w:t>
+      </w:r>
+      <w:r>
+        <w:rPr w:rFonts="맑은 고딕">
+          <w:rFonts w:ascii="맑은 고딕" w:hAnsi="맑은 고딕" w:eastAsia="맑은 고딕"/>
+          <w:b/>
+          <w:color w:val="1F2937"/>
+          <w:sz w:val="21"/>
+        </w:rPr>
+        <w:t xml:space="preserve">국적: </w:t>
+      </w:r>
+      <w:r>
+        <w:rPr w:rFonts="맑은 고딕">
+          <w:rFonts w:ascii="맑은 고딕" w:hAnsi="맑은 고딕" w:eastAsia="맑은 고딕"/>
+          <w:b w:val="0"/>
+          <w:sz w:val="21"/>
+        </w:rPr>
+        <w:t>다국적 (Various / Global)</w:t>
+      </w:r>
+    </w:p>
+    <w:p>
+      <w:pPr>
+        <w:spacing w:line="324" w:lineRule="auto" w:after="80"/>
+      </w:pPr>
+      <w:r>
+        <w:rPr w:rFonts="맑은 고딕">
+          <w:rFonts w:ascii="맑은 고딕" w:hAnsi="맑은 고딕" w:eastAsia="맑은 고딕"/>
+          <w:b w:val="0"/>
+          <w:color w:val="6B7280"/>
+          <w:sz w:val="21"/>
+        </w:rPr>
+        <w:t xml:space="preserve">· </w:t>
+      </w:r>
+      <w:r>
+        <w:rPr w:rFonts="맑은 고딕">
+          <w:rFonts w:ascii="맑은 고딕" w:hAnsi="맑은 고딕" w:eastAsia="맑은 고딕"/>
+          <w:b/>
+          <w:color w:val="1F2937"/>
+          <w:sz w:val="21"/>
+        </w:rPr>
+        <w:t xml:space="preserve">생몰년도: </w:t>
+      </w:r>
+      <w:r>
+        <w:rPr w:rFonts="맑은 고딕">
+          <w:rFonts w:ascii="맑은 고딕" w:hAnsi="맑은 고딕" w:eastAsia="맑은 고딕"/>
+          <w:b w:val="0"/>
+          <w:sz w:val="21"/>
+        </w:rPr>
+        <w:t>20세기 중·후반 (녹음 시기 기준)</w:t>
+      </w:r>
+    </w:p>
+    <w:p>
+      <w:pPr>
+        <w:spacing w:line="324" w:lineRule="auto" w:after="80"/>
+      </w:pPr>
+      <w:r>
+        <w:rPr w:rFonts="맑은 고딕">
+          <w:rFonts w:ascii="맑은 고딕" w:hAnsi="맑은 고딕" w:eastAsia="맑은 고딕"/>
+          <w:b w:val="0"/>
+          <w:color w:val="6B7280"/>
+          <w:sz w:val="21"/>
+        </w:rPr>
+        <w:t xml:space="preserve">· </w:t>
+      </w:r>
+      <w:r>
+        <w:rPr w:rFonts="맑은 고딕">
+          <w:rFonts w:ascii="맑은 고딕" w:hAnsi="맑은 고딕" w:eastAsia="맑은 고딕"/>
+          <w:b/>
+          <w:color w:val="1F2937"/>
+          <w:sz w:val="21"/>
+        </w:rPr>
+        <w:t xml:space="preserve">그룹 소속: </w:t>
+      </w:r>
+      <w:r>
+        <w:rPr w:rFonts="맑은 고딕">
+          <w:rFonts w:ascii="맑은 고딕" w:hAnsi="맑은 고딕" w:eastAsia="맑은 고딕"/>
+          <w:b w:val="0"/>
+          <w:sz w:val="21"/>
+        </w:rPr>
+        <w:t>옴니버스 (Various Artists)</w:t>
+      </w:r>
+    </w:p>
+    <w:p>
+      <w:pPr>
+        <w:spacing w:line="324" w:lineRule="auto" w:after="80"/>
+      </w:pPr>
+      <w:r>
+        <w:rPr w:rFonts="맑은 고딕">
+          <w:rFonts w:ascii="맑은 고딕" w:hAnsi="맑은 고딕" w:eastAsia="맑은 고딕"/>
+          <w:b w:val="0"/>
+          <w:color w:val="6B7280"/>
+          <w:sz w:val="21"/>
+        </w:rPr>
+        <w:t xml:space="preserve">· </w:t>
+      </w:r>
+      <w:r>
+        <w:rPr w:rFonts="맑은 고딕">
+          <w:rFonts w:ascii="맑은 고딕" w:hAnsi="맑은 고딕" w:eastAsia="맑은 고딕"/>
+          <w:b/>
+          <w:color w:val="1F2937"/>
+          <w:sz w:val="21"/>
+        </w:rPr>
+        <w:t xml:space="preserve">아티스트 소개: </w:t>
+      </w:r>
+      <w:r>
+        <w:rPr w:rFonts="맑은 고딕">
+          <w:rFonts w:ascii="맑은 고딕" w:hAnsi="맑은 고딕" w:eastAsia="맑은 고딕"/>
+          <w:b w:val="0"/>
+          <w:sz w:val="21"/>
+        </w:rPr>
+        <w:t>각 지역의 토속적 정서와 음률을 수호해 온 명민한 음유시인들과 전통 포크 앙상블들이 한데 모여 완성한 프로젝트입니다. 이들은 민속 전승의 원형을 훼손하지 않으면서도 정제된 화성과 고전적인 편곡을 가미하여, 로컬 음악을 인류 공통의 위대한 클래식으로 승화시키는 독창적인 음악적 위상을 정립하였습니다.</w:t>
+      </w:r>
+    </w:p>
+    <w:p>
+      <w:pPr>
+        <w:spacing w:line="324" w:lineRule="auto" w:before="200" w:after="80"/>
+      </w:pPr>
+      <w:r>
+        <w:rPr w:rFonts="맑은 고딕">
+          <w:rFonts w:ascii="맑은 고딕" w:hAnsi="맑은 고딕" w:eastAsia="맑은 고딕"/>
+          <w:b/>
+          <w:color w:val="1E3A8A"/>
+          <w:sz w:val="24"/>
+        </w:rPr>
+        <w:t>3. 음반 상세 분석</w:t>
+      </w:r>
+    </w:p>
+    <w:p>
+      <w:pPr>
+        <w:spacing w:line="324" w:lineRule="auto" w:after="80"/>
+      </w:pPr>
+      <w:r>
+        <w:rPr w:rFonts="맑은 고딕">
+          <w:rFonts w:ascii="맑은 고딕" w:hAnsi="맑은 고딕" w:eastAsia="맑은 고딕"/>
+          <w:b w:val="0"/>
+          <w:color w:val="6B7280"/>
+          <w:sz w:val="21"/>
+        </w:rPr>
+        <w:t xml:space="preserve">· </w:t>
+      </w:r>
+      <w:r>
+        <w:rPr w:rFonts="맑은 고딕">
+          <w:rFonts w:ascii="맑은 고딕" w:hAnsi="맑은 고딕" w:eastAsia="맑은 고딕"/>
+          <w:b/>
+          <w:color w:val="1F2937"/>
+          <w:sz w:val="21"/>
+        </w:rPr>
+        <w:t xml:space="preserve">역사적 위치: </w:t>
+      </w:r>
+      <w:r>
+        <w:rPr w:rFonts="맑은 고딕">
+          <w:rFonts w:ascii="맑은 고딕" w:hAnsi="맑은 고딕" w:eastAsia="맑은 고딕"/>
+          <w:b w:val="0"/>
+          <w:sz w:val="21"/>
+        </w:rPr>
+        <w:t>대중음악사에서 포크 음악이 갖는 본원적 미덕인 ‘진정성’과 ‘자연스러움’의 극한을 보여주는 기념비적 선집입니다. 현대 팝의 기저를 이루는 세계 민속음악의 뿌리를 조망하게 함으로써, 음악사적 아카이빙의 엄격함과 대중적 감상미를 완벽히 조화시킨 수작으로 평가받습니다.</w:t>
+      </w:r>
+    </w:p>
+    <w:p>
+      <w:pPr>
+        <w:spacing w:line="324" w:lineRule="auto" w:after="80"/>
+      </w:pPr>
+      <w:r>
+        <w:rPr w:rFonts="맑은 고딕">
+          <w:rFonts w:ascii="맑은 고딕" w:hAnsi="맑은 고딕" w:eastAsia="맑은 고딕"/>
+          <w:b w:val="0"/>
+          <w:color w:val="6B7280"/>
+          <w:sz w:val="21"/>
+        </w:rPr>
+        <w:t xml:space="preserve">· </w:t>
+      </w:r>
+      <w:r>
+        <w:rPr w:rFonts="맑은 고딕">
+          <w:rFonts w:ascii="맑은 고딕" w:hAnsi="맑은 고딕" w:eastAsia="맑은 고딕"/>
+          <w:b/>
+          <w:color w:val="1F2937"/>
+          <w:sz w:val="21"/>
+        </w:rPr>
+        <w:t xml:space="preserve">시대의 흔적(스토리텔링): </w:t>
+      </w:r>
+      <w:r>
+        <w:rPr w:rFonts="맑은 고딕">
+          <w:rFonts w:ascii="맑은 고딕" w:hAnsi="맑은 고딕" w:eastAsia="맑은 고딕"/>
+          <w:b w:val="0"/>
+          <w:sz w:val="21"/>
+        </w:rPr>
+        <w:t>산업화가 가속화되고 디지털의 차가운 징후가 서서히 태동하던 시절, 낡은 턴테이블 앞에서 먼 이국땅의 노을과 바람 소리를 상상하던 청춘들의 노스탤지어가 짙게 배어 있습니다. 당시 대학가의 음악 다방과 고즈넉한 살롱에서 문학과 예술을 논하던 청년들에게 이 음반의 소박한 선율은 그 자체로 해방구이자 정신적 안식처였습니다.</w:t>
+      </w:r>
+    </w:p>
+    <w:p>
+      <w:pPr>
+        <w:spacing w:line="324" w:lineRule="auto" w:before="200" w:after="80"/>
+      </w:pPr>
+      <w:r>
+        <w:rPr w:rFonts="맑은 고딕">
+          <w:rFonts w:ascii="맑은 고딕" w:hAnsi="맑은 고딕" w:eastAsia="맑은 고딕"/>
+          <w:b/>
+          <w:color w:val="1E3A8A"/>
+          <w:sz w:val="24"/>
+        </w:rPr>
+        <w:t>4. 주요 수록곡 및 감상 제언</w:t>
+      </w:r>
+    </w:p>
+    <w:p>
+      <w:pPr>
+        <w:spacing w:line="324" w:lineRule="auto" w:after="80"/>
+      </w:pPr>
+      <w:r>
+        <w:rPr w:rFonts="맑은 고딕">
+          <w:rFonts w:ascii="맑은 고딕" w:hAnsi="맑은 고딕" w:eastAsia="맑은 고딕"/>
+          <w:b w:val="0"/>
+          <w:color w:val="6B7280"/>
+          <w:sz w:val="21"/>
+        </w:rPr>
+        <w:t xml:space="preserve">· </w:t>
+      </w:r>
+      <w:r>
+        <w:rPr w:rFonts="맑은 고딕">
+          <w:rFonts w:ascii="맑은 고딕" w:hAnsi="맑은 고딕" w:eastAsia="맑은 고딕"/>
+          <w:b/>
+          <w:color w:val="1F2937"/>
+          <w:sz w:val="21"/>
+        </w:rPr>
+        <w:t xml:space="preserve">주요 수록곡 특징: </w:t>
+      </w:r>
+      <w:r>
+        <w:rPr w:rFonts="맑은 고딕">
+          <w:rFonts w:ascii="맑은 고딕" w:hAnsi="맑은 고딕" w:eastAsia="맑은 고딕"/>
+          <w:b w:val="0"/>
+          <w:sz w:val="21"/>
+        </w:rPr>
+        <w:t>안데스의 영혼을 바람의 소리로 읊조리는 'El Cóndor Pasa'의 처연한 플루트 음색, 아일랜드와 스코틀랜드의 짙은 녹음을 연상시키는 'Greensleeves'의 단아하고 서정적인 하모니, 그리고 광활한 대지와 방랑자의 고독을 노래한 북미 포크 넘버 등 대륙별 서정이 극명한 대비를 이루며 풍성한 감정의 파동을 일으킵니다.</w:t>
+      </w:r>
+    </w:p>
+    <w:p>
+      <w:pPr>
+        <w:spacing w:line="324" w:lineRule="auto" w:after="80"/>
+      </w:pPr>
+      <w:r>
+        <w:rPr w:rFonts="맑은 고딕">
+          <w:rFonts w:ascii="맑은 고딕" w:hAnsi="맑은 고딕" w:eastAsia="맑은 고딕"/>
+          <w:b w:val="0"/>
+          <w:color w:val="6B7280"/>
+          <w:sz w:val="21"/>
+        </w:rPr>
+        <w:t xml:space="preserve">· </w:t>
+      </w:r>
+      <w:r>
+        <w:rPr w:rFonts="맑은 고딕">
+          <w:rFonts w:ascii="맑은 고딕" w:hAnsi="맑은 고딕" w:eastAsia="맑은 고딕"/>
+          <w:b/>
+          <w:color w:val="1F2937"/>
+          <w:sz w:val="21"/>
+        </w:rPr>
+        <w:t xml:space="preserve">빈티지 감상 제언: </w:t>
+      </w:r>
+      <w:r>
+        <w:rPr w:rFonts="맑은 고딕">
+          <w:rFonts w:ascii="맑은 고딕" w:hAnsi="맑은 고딕" w:eastAsia="맑은 고딕"/>
+          <w:b w:val="0"/>
+          <w:sz w:val="21"/>
+        </w:rPr>
+        <w:t>진공관 앰프의 온화한 배음과 턴테이블 카트리지가 긁어내는 섬세한 그루브를 통해 감상할 때 그 진가가 가장 빛을 발합니다. 통기타 줄의 잔잔한 긁힘, 소박한 피리의 숨소리, 공기 중에 부드럽게 퍼져나가는 합창의 잔향이 리스닝 룸을 채우며 마치 흙과 나무로 지어진 고요한 오두막에 머무는 듯한 아날로그의 정취를 극대화합니다.</w:t>
+      </w:r>
+    </w:p>
+    <w:p>
+      <w:pPr>
+        <w:spacing w:line="324" w:lineRule="auto" w:after="80"/>
+      </w:pPr>
+      <w:r>
+        <w:rPr w:rFonts="맑은 고딕">
+          <w:rFonts w:ascii="맑은 고딕" w:hAnsi="맑은 고딕" w:eastAsia="맑은 고딕"/>
+          <w:b w:val="0"/>
+          <w:color w:val="6B7280"/>
+          <w:sz w:val="21"/>
+        </w:rPr>
+        <w:t xml:space="preserve">· </w:t>
+      </w:r>
+      <w:r>
+        <w:rPr w:rFonts="맑은 고딕">
+          <w:rFonts w:ascii="맑은 고딕" w:hAnsi="맑은 고딕" w:eastAsia="맑은 고딕"/>
+          <w:b/>
+          <w:color w:val="1F2937"/>
+          <w:sz w:val="21"/>
+        </w:rPr>
+        <w:t xml:space="preserve">소장 가치: </w:t>
+      </w:r>
+      <w:r>
+        <w:rPr w:rFonts="맑은 고딕">
+          <w:rFonts w:ascii="맑은 고딕" w:hAnsi="맑은 고딕" w:eastAsia="맑은 고딕"/>
+          <w:b w:val="0"/>
+          <w:sz w:val="21"/>
+        </w:rPr>
+        <w:t>한 장의 디스크로 전 세계의 유려한 서정 민요를 최상의 아날로그 사운드로 조망할 수 있다는 희소성은 컬렉터에게 크나큰 축복입니다. 시대를 초월한 멜로디의 품격과 고색창연한 LP 재킷의 질감은 음반 선반의 한 귀퉁이를 가장 우아하고 고결하게 빛내줄 것입니다.</w:t>
+      </w:r>
+    </w:p>
+    <w:p>
+      <w:pPr>
+        <w:spacing w:line="324" w:lineRule="auto" w:after="120" w:before="160"/>
+      </w:pPr>
+      <w:r>
+        <w:rPr w:rFonts="맑은 고딕">
+          <w:rFonts w:ascii="맑은 고딕" w:hAnsi="맑은 고딕" w:eastAsia="맑은 고딕"/>
+          <w:b/>
+          <w:color w:val="4338CA"/>
+          <w:sz w:val="21"/>
+        </w:rPr>
+        <w:t>이 음반을 통해 아득한 세월을 건너온 순수한 노래들이 턴테이블 바늘 끝을 타고 마음 깊은 곳에 전해주는 감동을 다시 한번 경험해 보시는 것은 어떨까요?</w:t>
       </w:r>
     </w:p>
     <w:sectPr>
       <w:pgSz w:w="12240" w:h="15840"/>
-      <w:pgMar w:top="1440" w:right="1440" w:bottom="1440" w:left="1440" w:header="720" w:footer="720" w:gutter="0"/>
+      <w:pgMar w:top="1152" w:right="1296" w:bottom="1152" w:left="1296" w:header="720" w:footer="720" w:gutter="0"/>
       <w:cols w:space="720"/>
       <w:docGrid w:linePitch="360"/>
     </w:sectPr>

--- a/word_reports/LP_0034_위치_140_Various Artists_Folksongs.docx
+++ b/word_reports/LP_0034_위치_140_Various Artists_Folksongs.docx
@@ -32,7 +32,7 @@
     </w:p>
     <w:p>
       <w:pPr>
-        <w:spacing w:line="324" w:lineRule="auto" w:before="80" w:after="160"/>
+        <w:spacing w:line="324" w:lineRule="auto" w:before="80" w:after="120"/>
       </w:pPr>
       <w:r>
         <w:rPr w:rFonts="맑은 고딕">
@@ -42,13 +42,6 @@
           <w:sz w:val="22"/>
         </w:rPr>
         <w:t xml:space="preserve">[음반 소개] </w:t>
-      </w:r>
-      <w:r>
-        <w:rPr w:rFonts="맑은 고딕">
-          <w:rFonts w:ascii="맑은 고딕" w:hAnsi="맑은 고딕" w:eastAsia="맑은 고딕"/>
-          <w:b w:val="0"/>
-          <w:sz w:val="21"/>
-        </w:rPr>
       </w:r>
     </w:p>
     <w:p>
@@ -61,7 +54,46 @@
           <w:b w:val="0"/>
           <w:sz w:val="21"/>
         </w:rPr>
-        <w:t>인류가 지나온 삶의 궤적과 애환, 그리고 흙내음 머금은 순수한 서정을 한 장의 바이닐에 오롯이 담아낸 이 음반은 국경과 시대를 초월하여 영혼을 울리는 세계 민요의 찬연한 정수를 선사합니다. 화려한 전자음의 수식 없이 오직 인간의 가장 원초적인 목소리와 소박한 어쿠스틱 악기들의 어울림으로 빚어낸 선율들은, 듣는 이로 하여금 잊고 지내던 시원(始原)의 고향을 마주하게 합니다. 각 대륙의 숨결이 깃든 스무 편의 노래는 단순한 민속음악의 나열을 넘어, 세대와 공간을 잇는 보편적인 인간애와 낭만을 품격 높은 음악적 언어로 증명해 냅니다. 고단한 일상을 벗어나 아날로그 소리의 숲에서 깊은 사색과 따스한 위안을 갈망하는 애호가들에게 영원히 퇴색하지 않을 감동의 여정을 열어주는 명반입니다.</w:t>
+        <w:t>인간의 목소리가 지닌 가장 원초적이고도 고결한 서정의 총체, 바로 '민요(Folksong)'입니다. 문명이 고도화되고 전자 음향이 대중음악의 전면을 장식해 가던 격동의 20세기 중후반, 전 세계 민중의 숨결과 흙냄새를 고스란히 담아낸 명곡들을 집대성한 본 작 『Folksongs of the World Best 20』은 그 자체로 시공을 초월한 거대한 서정의 오디세이입니다. 국경과 언어, 문화의 장벽을 넘어 인간이라면 누구나 가슴 밑바닥에서 공명할 수 있는 보편적 슬픔과 환희, 그리고 사랑의 찬가를 한 장의 바이닐에 오롯이 담아낸 이 기획반은 당대 음악계에 신선한 충격이자 깊은 영적 쉼터를 제공했습니다.</w:t>
+      </w:r>
+    </w:p>
+    <w:p>
+      <w:pPr>
+        <w:spacing w:line="324" w:lineRule="auto" w:after="120"/>
+      </w:pPr>
+      <w:r>
+        <w:rPr w:rFonts="맑은 고딕">
+          <w:rFonts w:ascii="맑은 고딕" w:hAnsi="맑은 고딕" w:eastAsia="맑은 고딕"/>
+          <w:b w:val="0"/>
+          <w:sz w:val="21"/>
+        </w:rPr>
+        <w:t>아일랜드의 안개 낀 언덕에서 불어오는 처연한 피리와 기타 선율, 광활한 아메리카 대륙의 개척 정신과 향수가 깃든 어쿠스틱 화음, 안데스 산맥의 바람을 닮은 애수 어린 휘파람 소리, 지중해의 눈부신 햇살을 머금은 낭만적인 현악에 이르기까지, 이 음반에 수록된 스무 편의 노래들은 단순한 음악적 감상을 넘어 인류가 오랜 세월 구전으로 갈고닦아 온 위대한 유산입니다. 각 지역의 탁월한 포크 명인들이 남긴 이 진솔한 가락들은 화려한 기교나 자본의 논리로 빚어낸 팝 음악에서는 결코 느낄 수 없는 숭고한 인간애와 소박한 생명력을 생생하게 뿜어냅니다.</w:t>
+      </w:r>
+    </w:p>
+    <w:p>
+      <w:pPr>
+        <w:spacing w:line="324" w:lineRule="auto" w:after="120"/>
+      </w:pPr>
+      <w:r>
+        <w:rPr w:rFonts="맑은 고딕">
+          <w:rFonts w:ascii="맑은 고딕" w:hAnsi="맑은 고딕" w:eastAsia="맑은 고딕"/>
+          <w:b w:val="0"/>
+          <w:sz w:val="21"/>
+        </w:rPr>
+        <w:t>본 앨범이 전하고자 하는 미학적 철학은 결국 '자연과 본향으로의 회귀'에 있습니다. 인위적인 장식을 배제하고 어쿠스틱 악기의 울림과 정제되지 않은 목소리의 결을 있는 그대로 살려냄으로써, 청자들로 하여금 메마른 일상 속에서 잃어버렸던 영혼의 순수성을 회복하게 만듭니다. 수십 년의 세월이 흘러 턴테이블 위에 얹힌 지금도, 회전하는 흑갈색 그루브 속에서 피어오르는 온기는 여전히 바래지 않는 감동의 물결을 일으킵니다.</w:t>
+      </w:r>
+    </w:p>
+    <w:p>
+      <w:pPr>
+        <w:spacing w:line="324" w:lineRule="auto" w:after="120"/>
+      </w:pPr>
+      <w:r>
+        <w:rPr w:rFonts="맑은 고딕">
+          <w:rFonts w:ascii="맑은 고딕" w:hAnsi="맑은 고딕" w:eastAsia="맑은 고딕"/>
+          <w:b w:val="0"/>
+          <w:sz w:val="21"/>
+        </w:rPr>
+        <w:t>이 음반은 단순한 흘러간 노래의 모음집이 아닙니다. 격변하는 시대 속에서 삶의 무게를 묵묵히 짊어졌던 전 세계 민초들의 기쁨과 눈물이 빚어낸 영원한 영혼의 노래이자, 아날로그 오디오의 황금기가 우리에게 남겨준 가장 따스하고 찬란한 음악적 선물입니다.</w:t>
       </w:r>
     </w:p>
     <w:p>
@@ -129,37 +161,6 @@
           <w:color w:val="1F2937"/>
           <w:sz w:val="21"/>
         </w:rPr>
-        <w:t xml:space="preserve">아티스트: </w:t>
-      </w:r>
-      <w:r>
-        <w:rPr w:rFonts="맑은 고딕">
-          <w:rFonts w:ascii="맑은 고딕" w:hAnsi="맑은 고딕" w:eastAsia="맑은 고딕"/>
-          <w:b w:val="0"/>
-          <w:sz w:val="21"/>
-        </w:rPr>
-        <w:t>Various Artists</w:t>
-      </w:r>
-    </w:p>
-    <w:p>
-      <w:pPr>
-        <w:spacing w:line="324" w:lineRule="auto" w:after="80"/>
-      </w:pPr>
-      <w:r>
-        <w:rPr w:rFonts="맑은 고딕">
-          <w:rFonts w:ascii="맑은 고딕" w:hAnsi="맑은 고딕" w:eastAsia="맑은 고딕"/>
-          <w:b w:val="0"/>
-          <w:color w:val="6B7280"/>
-          <w:sz w:val="21"/>
-        </w:rPr>
-        <w:t xml:space="preserve">· </w:t>
-      </w:r>
-      <w:r>
-        <w:rPr w:rFonts="맑은 고딕">
-          <w:rFonts w:ascii="맑은 고딕" w:hAnsi="맑은 고딕" w:eastAsia="맑은 고딕"/>
-          <w:b/>
-          <w:color w:val="1F2937"/>
-          <w:sz w:val="21"/>
-        </w:rPr>
         <w:t xml:space="preserve">발매 정보: </w:t>
       </w:r>
       <w:r>
@@ -168,7 +169,7 @@
           <w:b w:val="0"/>
           <w:sz w:val="21"/>
         </w:rPr>
-        <w:t>20세기 포크 리바이벌과 월드 뮤직에 대한 음악적 탐구가 정점에 달했던 시기에 기획된 음반으로, 세계 각국의 독창적이면서도 대표적인 민요 유산을 엄선하여 고음질 아날로그 마스터링을 거쳐 정중히 편찬한 역사적 기획반입니다.</w:t>
+        <w:t>1960~70년대 세계 포크 음악의 부흥과 민속음악 아카이빙 붐에 힘입어, 각 대륙을 대표하는 불멸의 민요 스탠더드 20곡을 엄선하여 고품질 아날로그 마스터 테이프를 기반으로 기획·발매된 정통 월드 포크 앤솔러지 음반입니다.</w:t>
       </w:r>
     </w:p>
     <w:p>
@@ -199,7 +200,7 @@
           <w:b w:val="0"/>
           <w:sz w:val="21"/>
         </w:rPr>
-        <w:t>발매 직후 차트의 상업적 경쟁을 넘어 지적인 음악 애호가들과 오디오파일들 사이에서 폭넓은 입소문을 타며 스테디셀러로 군림하였으며, 음악 감상실과 문화 공간의 필수 레퍼토리로서 꾸준한 판매고와 애청을 기록했습니다.</w:t>
+        <w:t>발매 당시 가정용 전축을 보유한 전 세계 교양 애호가 및 오디오파일들 사이에서 필수 소장반으로 자리 잡으며 꾸준한 스테디셀러를 기록하였고, 국경을 막론하고 수십만 장 이상의 판매고를 올리며 큰 대중적 반향을 일으켰습니다.</w:t>
       </w:r>
     </w:p>
     <w:p>
@@ -230,7 +231,7 @@
           <w:b w:val="0"/>
           <w:sz w:val="21"/>
         </w:rPr>
-        <w:t>대중음악상의 화려한 트로피 대신, 유네스코 문화유산에 필적하는 민속음악사적 가치를 대중화했다는 문화예술계 평론가들의 전폭적인 찬사와 세계 유수 민속음악 아카이브의 추천 음반으로 공인받았습니다.</w:t>
+        <w:t>세계 민속음악 보존 가치를 인정받아 유수의 문화예술 단체 및 민속음악협회로부터 우수 추천 음반으로 선정되었으며, 에스닉 포크 음반사(史)의 기념비적 컴필레이션으로 평가받고 있습니다.</w:t>
       </w:r>
     </w:p>
     <w:p>
@@ -275,7 +276,7 @@
           <w:b w:val="0"/>
           <w:sz w:val="21"/>
         </w:rPr>
-        <w:t>다국적 (Various / Global)</w:t>
+        <w:t>다국적 (영미권, 유럽, 라틴 아메리카 등 세계 각국의 대표 포크 보컬리스트 및 연주자)</w:t>
       </w:r>
     </w:p>
     <w:p>
@@ -306,7 +307,7 @@
           <w:b w:val="0"/>
           <w:sz w:val="21"/>
         </w:rPr>
-        <w:t>20세기 중·후반 (녹음 시기 기준)</w:t>
+        <w:t>해당 없음 (다양한 시대의 포크 거장 및 전통 앙상블)</w:t>
       </w:r>
     </w:p>
     <w:p>
@@ -368,7 +369,7 @@
           <w:b w:val="0"/>
           <w:sz w:val="21"/>
         </w:rPr>
-        <w:t>각 지역의 토속적 정서와 음률을 수호해 온 명민한 음유시인들과 전통 포크 앙상블들이 한데 모여 완성한 프로젝트입니다. 이들은 민속 전승의 원형을 훼손하지 않으면서도 정제된 화성과 고전적인 편곡을 가미하여, 로컬 음악을 인류 공통의 위대한 클래식으로 승화시키는 독창적인 음악적 위상을 정립하였습니다.</w:t>
+        <w:t>음반에 참여한 음악가들은 각 지역의 토속적인 가락과 민중의 구전 가사를 계승해 온 정통 포크 명인들입니다. 이들은 어쿠스틱 기타, 밴조, 피들, 민속 관악기 등 본연의 악기 편성을 바탕으로 대지의 숨결을 노래하며 현대 팝 음악의 뿌리를 지탱해 온 위대한 음유시인들입니다.</w:t>
       </w:r>
     </w:p>
     <w:p>
@@ -413,7 +414,7 @@
           <w:b w:val="0"/>
           <w:sz w:val="21"/>
         </w:rPr>
-        <w:t>대중음악사에서 포크 음악이 갖는 본원적 미덕인 ‘진정성’과 ‘자연스러움’의 극한을 보여주는 기념비적 선집입니다. 현대 팝의 기저를 이루는 세계 민속음악의 뿌리를 조망하게 함으로써, 음악사적 아카이빙의 엄격함과 대중적 감상미를 완벽히 조화시킨 수작으로 평가받습니다.</w:t>
+        <w:t>대중음악과 민속음악의 경계를 자연스럽게 잇고, 각국의 토속 민요를 현대적인 포크 포맷으로 세련되게 정립하여 세계 음악 유산의 대중적 가교 역할을 완벽히 수행한 음악사적 명반입니다.</w:t>
       </w:r>
     </w:p>
     <w:p>
@@ -444,7 +445,7 @@
           <w:b w:val="0"/>
           <w:sz w:val="21"/>
         </w:rPr>
-        <w:t>산업화가 가속화되고 디지털의 차가운 징후가 서서히 태동하던 시절, 낡은 턴테이블 앞에서 먼 이국땅의 노을과 바람 소리를 상상하던 청춘들의 노스탤지어가 짙게 배어 있습니다. 당시 대학가의 음악 다방과 고즈넉한 살롱에서 문학과 예술을 논하던 청년들에게 이 음반의 소박한 선율은 그 자체로 해방구이자 정신적 안식처였습니다.</w:t>
+        <w:t>산업화와 냉전의 소용돌이 속에서 순수한 인간성과 평화를 갈망하던 당대 청춘들에게 이 음반은 국경을 초월한 연대와 따스한 안식을 선사했습니다. 전축 바늘이 긁어내는 소박한 잡음 속에서 세계 각국의 이국적이면서도 친근한 정취를 상상하던 아날로그 시절의 아련한 낭만이 진하게 배어 있습니다.</w:t>
       </w:r>
     </w:p>
     <w:p>
@@ -489,7 +490,7 @@
           <w:b w:val="0"/>
           <w:sz w:val="21"/>
         </w:rPr>
-        <w:t>안데스의 영혼을 바람의 소리로 읊조리는 'El Cóndor Pasa'의 처연한 플루트 음색, 아일랜드와 스코틀랜드의 짙은 녹음을 연상시키는 'Greensleeves'의 단아하고 서정적인 하모니, 그리고 광활한 대지와 방랑자의 고독을 노래한 북미 포크 넘버 등 대륙별 서정이 극명한 대비를 이루며 풍성한 감정의 파동을 일으킵니다.</w:t>
+        <w:t>아일랜드 켈틱 민요 특유의 비장미와 서정성이 교차하는 애가, 미 대륙의 광활한 들판을 유랑하는 나그네의 정취를 담은 포크 송, 안데스의 바람 소리를 연상시키는 남미 특유의 토속적 선율 등 20곡 전편이 한 편의 시처럼 아름다운 멜로디와 서정적 울림을 자랑합니다.</w:t>
       </w:r>
     </w:p>
     <w:p>
@@ -520,7 +521,7 @@
           <w:b w:val="0"/>
           <w:sz w:val="21"/>
         </w:rPr>
-        <w:t>진공관 앰프의 온화한 배음과 턴테이블 카트리지가 긁어내는 섬세한 그루브를 통해 감상할 때 그 진가가 가장 빛을 발합니다. 통기타 줄의 잔잔한 긁힘, 소박한 피리의 숨소리, 공기 중에 부드럽게 퍼져나가는 합창의 잔향이 리스닝 룸을 채우며 마치 흙과 나무로 지어진 고요한 오두막에 머무는 듯한 아날로그의 정취를 극대화합니다.</w:t>
+        <w:t>진공관 앰프의 온화한 배음과 풀레인지 스피커의 자연스러운 중역대를 통해 청취할 때 그 진가가 가장 찬연히 발휘됩니다. 어쿠스틱 기타의 손가락 스침, 보컬의 숨소리와 마이크 사이의 거리감까지 고스란히 재현되어, 조용한 심야에 조도를 낮추고 감상하면 마치 세계의 유랑 악단이 거실 한편에서 연주하는 듯한 환상적인 공간감을 맛볼 수 있습니다.</w:t>
       </w:r>
     </w:p>
     <w:p>
@@ -551,7 +552,7 @@
           <w:b w:val="0"/>
           <w:sz w:val="21"/>
         </w:rPr>
-        <w:t>한 장의 디스크로 전 세계의 유려한 서정 민요를 최상의 아날로그 사운드로 조망할 수 있다는 희소성은 컬렉터에게 크나큰 축복입니다. 시대를 초월한 멜로디의 품격과 고색창연한 LP 재킷의 질감은 음반 선반의 한 귀퉁이를 가장 우아하고 고결하게 빛내줄 것입니다.</w:t>
+        <w:t>세계 각국의 대표 민요를 한 장의 바이닐로 조망할 수 있는 뛰어난 구성미와 원판 특유의 밀도 높은 질감은 LP 수집가에게 놓칠 수 없는 소장 가치를 부여하며, 음악적 순수성을 사랑하는 모든 이들에게 평생 곁에 두고 꺼내 듣게 만드는 귀중한 보물입니다.</w:t>
       </w:r>
     </w:p>
     <w:p>
@@ -565,7 +566,7 @@
           <w:color w:val="4338CA"/>
           <w:sz w:val="21"/>
         </w:rPr>
-        <w:t>이 음반을 통해 아득한 세월을 건너온 순수한 노래들이 턴테이블 바늘 끝을 타고 마음 깊은 곳에 전해주는 감동을 다시 한번 경험해 보시는 것은 어떨까요?</w:t>
+        <w:t>이 음반을 통해 대지에서 피어난 소박한 노래들이 전해주는 감동을 다시 한번 경험해 보시는 것은 어떨까요?</w:t>
       </w:r>
     </w:p>
     <w:sectPr>
